--- a/ECcourse/homework2.docx
+++ b/ECcourse/homework2.docx
@@ -109,10 +109,16 @@
         <w:t xml:space="preserve"> </w:t>
       </w:r>
       <w:r>
-        <w:t>9/30/202</w:t>
-      </w:r>
-      <w:r>
-        <w:t>5</w:t>
+        <w:t>9/</w:t>
+      </w:r>
+      <w:r>
+        <w:t>17</w:t>
+      </w:r>
+      <w:r>
+        <w:t>/202</w:t>
+      </w:r>
+      <w:r>
+        <w:t>6</w:t>
       </w:r>
       <w:r>
         <w:rPr>
@@ -148,7 +154,7 @@
         <w:rPr>
           <w:spacing w:val="-5"/>
         </w:rPr>
-        <w:t>The use of generative AI tools is not allowed</w:t>
+        <w:t>The use of generative AI tools is allowed</w:t>
       </w:r>
     </w:p>
     <w:p>
@@ -1535,445 +1541,13 @@
         </w:rPr>
         <w:t xml:space="preserve"> </w:t>
       </w:r>
-      <w:r>
-        <w:rPr>
-          <w:w w:val="105"/>
-          <w:sz w:val="24"/>
-        </w:rPr>
-        <w:t>H</w:t>
-      </w:r>
-      <w:r>
-        <w:rPr>
-          <w:w w:val="105"/>
-          <w:sz w:val="24"/>
-        </w:rPr>
-        <w:t>owever,</w:t>
-      </w:r>
-      <w:r>
-        <w:rPr>
-          <w:spacing w:val="-2"/>
-          <w:w w:val="105"/>
-          <w:sz w:val="24"/>
-        </w:rPr>
-        <w:t xml:space="preserve"> </w:t>
-      </w:r>
-      <w:r>
-        <w:rPr>
-          <w:w w:val="105"/>
-          <w:sz w:val="24"/>
-        </w:rPr>
-        <w:t>you</w:t>
-      </w:r>
-      <w:r>
-        <w:rPr>
-          <w:spacing w:val="-7"/>
-          <w:w w:val="105"/>
-          <w:sz w:val="24"/>
-        </w:rPr>
-        <w:t xml:space="preserve"> </w:t>
-      </w:r>
-      <w:r>
-        <w:rPr>
-          <w:w w:val="105"/>
-          <w:sz w:val="24"/>
-        </w:rPr>
-        <w:t>cannot</w:t>
-      </w:r>
-      <w:r>
-        <w:rPr>
-          <w:spacing w:val="-6"/>
-          <w:w w:val="105"/>
-          <w:sz w:val="24"/>
-        </w:rPr>
-        <w:t xml:space="preserve"> </w:t>
-      </w:r>
-      <w:r>
-        <w:rPr>
-          <w:w w:val="105"/>
-          <w:sz w:val="24"/>
-        </w:rPr>
-        <w:t>use</w:t>
-      </w:r>
-      <w:r>
-        <w:rPr>
-          <w:spacing w:val="-6"/>
-          <w:w w:val="105"/>
-          <w:sz w:val="24"/>
-        </w:rPr>
-        <w:t xml:space="preserve"> </w:t>
-      </w:r>
-      <w:r>
-        <w:rPr>
-          <w:w w:val="105"/>
-          <w:sz w:val="24"/>
-        </w:rPr>
-        <w:t>a</w:t>
-      </w:r>
-      <w:r>
-        <w:rPr>
-          <w:spacing w:val="-6"/>
-          <w:w w:val="105"/>
-          <w:sz w:val="24"/>
-        </w:rPr>
-        <w:t xml:space="preserve"> </w:t>
-      </w:r>
-      <w:r>
-        <w:rPr>
-          <w:w w:val="105"/>
-          <w:sz w:val="24"/>
-        </w:rPr>
-        <w:t>package</w:t>
-      </w:r>
-      <w:r>
-        <w:rPr>
-          <w:spacing w:val="-7"/>
-          <w:w w:val="105"/>
-          <w:sz w:val="24"/>
-        </w:rPr>
-        <w:t xml:space="preserve"> </w:t>
-      </w:r>
-      <w:r>
-        <w:rPr>
-          <w:w w:val="105"/>
-          <w:sz w:val="24"/>
-        </w:rPr>
-        <w:t>or</w:t>
-      </w:r>
-      <w:r>
-        <w:rPr>
-          <w:spacing w:val="-6"/>
-          <w:w w:val="105"/>
-          <w:sz w:val="24"/>
-        </w:rPr>
-        <w:t xml:space="preserve"> </w:t>
-      </w:r>
-      <w:r>
-        <w:rPr>
-          <w:w w:val="105"/>
-          <w:sz w:val="24"/>
-        </w:rPr>
-        <w:t>program</w:t>
-      </w:r>
-      <w:r>
-        <w:rPr>
-          <w:spacing w:val="-10"/>
-          <w:w w:val="105"/>
-          <w:sz w:val="24"/>
-        </w:rPr>
-        <w:t xml:space="preserve"> </w:t>
-      </w:r>
-      <w:r>
-        <w:rPr>
-          <w:w w:val="105"/>
-          <w:sz w:val="24"/>
-        </w:rPr>
-        <w:t>written</w:t>
-      </w:r>
-      <w:r>
-        <w:rPr>
-          <w:spacing w:val="-6"/>
-          <w:w w:val="105"/>
-          <w:sz w:val="24"/>
-        </w:rPr>
-        <w:t xml:space="preserve"> </w:t>
-      </w:r>
-      <w:r>
-        <w:rPr>
-          <w:w w:val="105"/>
-          <w:sz w:val="24"/>
-        </w:rPr>
-        <w:t>specifically</w:t>
-      </w:r>
-      <w:r>
-        <w:rPr>
-          <w:spacing w:val="-4"/>
-          <w:w w:val="105"/>
-          <w:sz w:val="24"/>
-        </w:rPr>
-        <w:t xml:space="preserve"> </w:t>
-      </w:r>
-      <w:r>
-        <w:rPr>
-          <w:w w:val="105"/>
-          <w:sz w:val="24"/>
-        </w:rPr>
-        <w:t>to</w:t>
-      </w:r>
-      <w:r>
-        <w:rPr>
-          <w:spacing w:val="-8"/>
-          <w:w w:val="105"/>
-          <w:sz w:val="24"/>
-        </w:rPr>
-        <w:t xml:space="preserve"> </w:t>
-      </w:r>
-      <w:r>
-        <w:rPr>
-          <w:w w:val="105"/>
-          <w:sz w:val="24"/>
-        </w:rPr>
-        <w:t>solve</w:t>
-      </w:r>
-      <w:r>
-        <w:rPr>
-          <w:w w:val="105"/>
-          <w:sz w:val="24"/>
-        </w:rPr>
-        <w:t xml:space="preserve"> only</w:t>
-      </w:r>
-      <w:r>
-        <w:rPr>
-          <w:spacing w:val="-4"/>
-          <w:w w:val="105"/>
-          <w:sz w:val="24"/>
-        </w:rPr>
-        <w:t xml:space="preserve"> </w:t>
-      </w:r>
-      <w:r>
-        <w:rPr>
-          <w:w w:val="105"/>
-          <w:sz w:val="24"/>
-        </w:rPr>
-        <w:t>the</w:t>
-      </w:r>
-      <w:r>
-        <w:rPr>
-          <w:spacing w:val="-7"/>
-          <w:w w:val="105"/>
-          <w:sz w:val="24"/>
-        </w:rPr>
-        <w:t xml:space="preserve"> </w:t>
-      </w:r>
-      <w:r>
-        <w:rPr>
-          <w:w w:val="105"/>
-          <w:sz w:val="24"/>
-        </w:rPr>
-        <w:t>Traveling salesperson</w:t>
-      </w:r>
-      <w:r>
-        <w:rPr>
-          <w:spacing w:val="27"/>
-          <w:w w:val="105"/>
-          <w:sz w:val="24"/>
-        </w:rPr>
-        <w:t xml:space="preserve"> </w:t>
-      </w:r>
-      <w:r>
-        <w:rPr>
-          <w:w w:val="105"/>
-          <w:sz w:val="24"/>
-        </w:rPr>
-        <w:t>problems.</w:t>
-      </w:r>
-      <w:r>
-        <w:rPr>
-          <w:spacing w:val="40"/>
-          <w:w w:val="105"/>
-          <w:sz w:val="24"/>
-        </w:rPr>
-        <w:t xml:space="preserve"> </w:t>
-      </w:r>
-      <w:r>
-        <w:rPr>
-          <w:w w:val="105"/>
-          <w:sz w:val="24"/>
-        </w:rPr>
-        <w:t>This</w:t>
-      </w:r>
-      <w:r>
-        <w:rPr>
-          <w:spacing w:val="39"/>
-          <w:w w:val="105"/>
-          <w:sz w:val="24"/>
-        </w:rPr>
-        <w:t xml:space="preserve"> </w:t>
-      </w:r>
-      <w:r>
-        <w:rPr>
-          <w:w w:val="105"/>
-          <w:sz w:val="24"/>
-        </w:rPr>
-        <w:t>will</w:t>
-      </w:r>
-      <w:r>
-        <w:rPr>
-          <w:spacing w:val="39"/>
-          <w:w w:val="105"/>
-          <w:sz w:val="24"/>
-        </w:rPr>
-        <w:t xml:space="preserve"> </w:t>
-      </w:r>
-      <w:r>
-        <w:rPr>
-          <w:w w:val="105"/>
-          <w:sz w:val="24"/>
-        </w:rPr>
-        <w:t>not</w:t>
-      </w:r>
-      <w:r>
-        <w:rPr>
-          <w:spacing w:val="40"/>
-          <w:w w:val="105"/>
-          <w:sz w:val="24"/>
-        </w:rPr>
-        <w:t xml:space="preserve"> </w:t>
-      </w:r>
-      <w:r>
-        <w:rPr>
-          <w:w w:val="105"/>
-          <w:sz w:val="24"/>
-        </w:rPr>
-        <w:t>be</w:t>
-      </w:r>
-      <w:r>
-        <w:rPr>
-          <w:spacing w:val="39"/>
-          <w:w w:val="105"/>
-          <w:sz w:val="24"/>
-        </w:rPr>
-        <w:t xml:space="preserve"> </w:t>
-      </w:r>
-      <w:r>
-        <w:rPr>
-          <w:w w:val="105"/>
-          <w:sz w:val="24"/>
-        </w:rPr>
-        <w:t>acceptable</w:t>
-      </w:r>
-      <w:r>
-        <w:rPr>
-          <w:spacing w:val="39"/>
-          <w:w w:val="105"/>
-          <w:sz w:val="24"/>
-        </w:rPr>
-        <w:t xml:space="preserve"> </w:t>
-      </w:r>
-      <w:r>
-        <w:rPr>
-          <w:w w:val="105"/>
-          <w:sz w:val="24"/>
-        </w:rPr>
-        <w:t>as</w:t>
-      </w:r>
-      <w:r>
-        <w:rPr>
-          <w:spacing w:val="40"/>
-          <w:w w:val="105"/>
-          <w:sz w:val="24"/>
-        </w:rPr>
-        <w:t xml:space="preserve"> </w:t>
-      </w:r>
-      <w:r>
-        <w:rPr>
-          <w:w w:val="105"/>
-          <w:sz w:val="24"/>
-        </w:rPr>
-        <w:t>you</w:t>
-      </w:r>
-      <w:r>
-        <w:rPr>
-          <w:spacing w:val="39"/>
-          <w:w w:val="105"/>
-          <w:sz w:val="24"/>
-        </w:rPr>
-        <w:t xml:space="preserve"> </w:t>
-      </w:r>
-      <w:r>
-        <w:rPr>
-          <w:w w:val="105"/>
-          <w:sz w:val="24"/>
-        </w:rPr>
-        <w:t>will</w:t>
-      </w:r>
-      <w:r>
-        <w:rPr>
-          <w:spacing w:val="39"/>
-          <w:w w:val="105"/>
-          <w:sz w:val="24"/>
-        </w:rPr>
-        <w:t xml:space="preserve"> </w:t>
-      </w:r>
-      <w:r>
-        <w:rPr>
-          <w:w w:val="105"/>
-          <w:sz w:val="24"/>
-        </w:rPr>
-        <w:t>not</w:t>
-      </w:r>
-      <w:r>
-        <w:rPr>
-          <w:spacing w:val="38"/>
-          <w:w w:val="105"/>
-          <w:sz w:val="24"/>
-        </w:rPr>
-        <w:t xml:space="preserve"> </w:t>
-      </w:r>
-      <w:r>
-        <w:rPr>
-          <w:w w:val="105"/>
-          <w:sz w:val="24"/>
-        </w:rPr>
-        <w:t>learn</w:t>
-      </w:r>
-      <w:r>
-        <w:rPr>
-          <w:spacing w:val="40"/>
-          <w:w w:val="105"/>
-          <w:sz w:val="24"/>
-        </w:rPr>
-        <w:t xml:space="preserve"> </w:t>
-      </w:r>
-      <w:r>
-        <w:rPr>
-          <w:w w:val="105"/>
-          <w:sz w:val="24"/>
-        </w:rPr>
-        <w:t>much.</w:t>
-      </w:r>
-      <w:r>
-        <w:rPr>
-          <w:spacing w:val="40"/>
-          <w:w w:val="105"/>
-          <w:sz w:val="24"/>
-        </w:rPr>
-        <w:t xml:space="preserve"> </w:t>
-      </w:r>
       <w:bookmarkStart w:id="0" w:name="_Hlk209294996"/>
       <w:r>
         <w:rPr>
           <w:w w:val="105"/>
           <w:sz w:val="24"/>
         </w:rPr>
-        <w:t xml:space="preserve">In </w:t>
-      </w:r>
-      <w:r>
-        <w:rPr>
-          <w:w w:val="105"/>
-          <w:sz w:val="24"/>
-        </w:rPr>
-        <w:t>any</w:t>
-      </w:r>
-      <w:r>
-        <w:rPr>
-          <w:w w:val="105"/>
-          <w:sz w:val="24"/>
-        </w:rPr>
-        <w:t xml:space="preserve"> case</w:t>
-      </w:r>
-      <w:r>
-        <w:rPr>
-          <w:w w:val="105"/>
-          <w:sz w:val="24"/>
-        </w:rPr>
-        <w:t>,</w:t>
-      </w:r>
-      <w:r>
-        <w:rPr>
-          <w:w w:val="105"/>
-          <w:sz w:val="24"/>
-        </w:rPr>
-        <w:t xml:space="preserve"> you need to modify the fitness function and possibly other settings and choice of operators.</w:t>
+        <w:t>You can use generative AI to help you but you will be responsible for the outcomes as those systems do not always give accurate results.</w:t>
       </w:r>
     </w:p>
     <w:bookmarkEnd w:id="0"/>
